--- a/정호성_영상편집_이력서.docx
+++ b/정호성_영상편집_이력서.docx
@@ -1906,14 +1906,18 @@
           <w:p>
             <w:pPr>
               <w:spacing w:after="0" w:line="274" w:lineRule="auto"/>
-            </w:pPr>
-            <w:r>
-              <w:rPr>
+              <w:rPr>
+                <w:rFonts w:hint="eastAsia"/>
+              </w:rPr>
+            </w:pPr>
+            <w:r>
+              <w:rPr>
+                <w:rFonts w:hint="eastAsia"/>
                 <w:b/>
                 <w:color w:val="1F3A5F"/>
                 <w:sz w:val="19"/>
               </w:rPr>
-              <w:t>유튜브 영상</w:t>
+              <w:t>메인 포트폴리오</w:t>
             </w:r>
           </w:p>
         </w:tc>
@@ -1937,7 +1941,7 @@
                 <w:color w:val="202020"/>
                 <w:sz w:val="19"/>
               </w:rPr>
-              <w:t>https://youtu.be/QN0WuIsAuWc</w:t>
+              <w:t>https://hsbase.vercel.app/</w:t>
             </w:r>
           </w:p>
         </w:tc>
@@ -1965,7 +1969,7 @@
                 <w:color w:val="1F3A5F"/>
                 <w:sz w:val="19"/>
               </w:rPr>
-              <w:t>영상 기획안</w:t>
+              <w:t>유튜브 영상</w:t>
             </w:r>
           </w:p>
         </w:tc>
@@ -1984,37 +1988,12 @@
             <w:pPr>
               <w:spacing w:after="0" w:line="274" w:lineRule="auto"/>
             </w:pPr>
-            <w:proofErr w:type="spellStart"/>
-            <w:r>
-              <w:rPr>
-                <w:color w:val="202020"/>
-                <w:sz w:val="19"/>
-              </w:rPr>
-              <w:t>정호성</w:t>
-            </w:r>
-            <w:proofErr w:type="spellEnd"/>
-            <w:r>
-              <w:rPr>
-                <w:color w:val="202020"/>
-                <w:sz w:val="19"/>
-              </w:rPr>
-              <w:t>_</w:t>
-            </w:r>
-            <w:proofErr w:type="spellStart"/>
-            <w:r>
-              <w:rPr>
-                <w:color w:val="202020"/>
-                <w:sz w:val="19"/>
-              </w:rPr>
-              <w:t>배린이가</w:t>
-            </w:r>
-            <w:proofErr w:type="spellEnd"/>
-            <w:r>
-              <w:rPr>
-                <w:color w:val="202020"/>
-                <w:sz w:val="19"/>
-              </w:rPr>
-              <w:t>_미치면_생기는_일_기획안.docx 및 웹 기획안</w:t>
+            <w:r>
+              <w:rPr>
+                <w:color w:val="202020"/>
+                <w:sz w:val="19"/>
+              </w:rPr>
+              <w:t>https://youtu.be/QN0WuIsAuWc</w:t>
             </w:r>
           </w:p>
         </w:tc>
